--- a/BondClaw安装及上手指南.docx
+++ b/BondClaw安装及上手指南.docx
@@ -3,17 +3,14 @@
 <w:document xmlns:wpc="http://schemas.microsoft.com/office/word/2010/wordprocessingCanvas" xmlns:cx="http://schemas.microsoft.com/office/drawing/2014/chartex" xmlns:cx1="http://schemas.microsoft.com/office/drawing/2015/9/8/chartex" xmlns:cx2="http://schemas.microsoft.com/office/drawing/2015/10/21/chartex" xmlns:cx3="http://schemas.microsoft.com/office/drawing/2016/5/9/chartex" xmlns:cx4="http://schemas.microsoft.com/office/drawing/2016/5/10/chartex" xmlns:cx5="http://schemas.microsoft.com/office/drawing/2016/5/11/chartex" xmlns:cx6="http://schemas.microsoft.com/office/drawing/2016/5/12/chartex" xmlns:cx7="http://schemas.microsoft.com/office/drawing/2016/5/13/chartex" xmlns:cx8="http://schemas.microsoft.com/office/drawing/2016/5/14/chartex" xmlns:mc="http://schemas.openxmlformats.org/markup-compatibility/2006" xmlns:aink="http://schemas.microsoft.com/office/drawing/2016/ink" xmlns:am3d="http://schemas.microsoft.com/office/drawing/2017/model3d" xmlns:o="urn:schemas-microsoft-com:office:office" xmlns:oel="http://schemas.microsoft.com/office/2019/extlst" xmlns:r="http://schemas.openxmlformats.org/officeDocument/2006/relationships" xmlns:m="http://schemas.openxmlformats.org/officeDocument/2006/math" xmlns:v="urn:schemas-microsoft-com:vml" xmlns:wp14="http://schemas.microsoft.com/office/word/2010/wordprocessingDrawing" xmlns:wp="http://schemas.openxmlformats.org/drawingml/2006/wordprocessingDrawing" xmlns:w10="urn:schemas-microsoft-com:office:word" xmlns:w="http://schemas.openxmlformats.org/wordprocessingml/2006/main" xmlns:w14="http://schemas.microsoft.com/office/word/2010/wordml" xmlns:w15="http://schemas.microsoft.com/office/word/2012/wordml" xmlns:w16cex="http://schemas.microsoft.com/office/word/2018/wordml/cex" xmlns:w16cid="http://schemas.microsoft.com/office/word/2016/wordml/cid" xmlns:w16="http://schemas.microsoft.com/office/word/2018/wordml" xmlns:w16sdtdh="http://schemas.microsoft.com/office/word/2020/wordml/sdtdatahash" xmlns:w16se="http://schemas.microsoft.com/office/word/2015/wordml/symex" xmlns:wpg="http://schemas.microsoft.com/office/word/2010/wordprocessingGroup" xmlns:wpi="http://schemas.microsoft.com/office/word/2010/wordprocessingInk" xmlns:wne="http://schemas.microsoft.com/office/word/2006/wordml" xmlns:wps="http://schemas.microsoft.com/office/word/2010/wordprocessingShape" mc:Ignorable="w14 w15 w16se w16cid w16 w16cex w16sdtdh wp14">
   <w:body>
     <w:p>
-      <w:pPr>
-        <w:rPr>
-          <w:rFonts w:hint="eastAsia"/>
-        </w:rPr>
-      </w:pPr>
+      <w:proofErr w:type="spellStart"/>
       <w:r>
         <w:rPr>
           <w:rFonts w:hint="eastAsia"/>
         </w:rPr>
         <w:t>BondClaw</w:t>
       </w:r>
+      <w:proofErr w:type="spellEnd"/>
       <w:r>
         <w:rPr>
           <w:rFonts w:hint="eastAsia"/>
@@ -21,14 +18,6 @@
         <w:t>安装及上手指南：</w:t>
       </w:r>
     </w:p>
-    <w:p>
-      <w:r>
-        <w:rPr>
-          <w:rFonts w:hint="eastAsia"/>
-        </w:rPr>
-        <w:t>包括进入首页之后，主要模块的功能介绍</w:t>
-      </w:r>
-    </w:p>
     <w:p/>
     <w:p>
       <w:pPr>
@@ -36,11 +25,164 @@
           <w:rFonts w:hint="eastAsia"/>
         </w:rPr>
       </w:pPr>
-      <w:r>
-        <w:rPr>
-          <w:rFonts w:hint="eastAsia"/>
-        </w:rPr>
-        <w:t>整个登录 Bon</w:t>
+    </w:p>
+    <w:p>
+      <w:r>
+        <w:t>`</w:t>
+      </w:r>
+      <w:proofErr w:type="spellStart"/>
+      <w:r>
+        <w:t>BondClaw</w:t>
+      </w:r>
+      <w:proofErr w:type="spellEnd"/>
+      <w:r>
+        <w:t>` 是一个面向专业</w:t>
+      </w:r>
+      <w:proofErr w:type="gramStart"/>
+      <w:r>
+        <w:t>固收投研</w:t>
+      </w:r>
+      <w:proofErr w:type="gramEnd"/>
+      <w:r>
+        <w:t>人员的开放项目。</w:t>
+      </w:r>
+    </w:p>
+    <w:p/>
+    <w:p>
+      <w:r>
+        <w:t>整个项目的核心思路是“工程化研究”。</w:t>
+      </w:r>
+    </w:p>
+    <w:p/>
+    <w:p>
+      <w:r>
+        <w:t>过去我们知道，在 AI 领域，目前应用最广、应用价值发挥率最高的就是编程领域。实际上，编程之所以能很好地发挥 AI 的效用，是因为它是数字化的，整个过程高度可工程化。由此可以衍生出一个思路：任何一项深度专业的工作，要让 AI 发挥更大价值的前提，就是让工作本身更好地用工程化架构来重构。</w:t>
+      </w:r>
+    </w:p>
+    <w:p/>
+    <w:p>
+      <w:r>
+        <w:t>研究工作本身其实已经具有高度工程化的潜力。我们整个流程从信息和数据的收集整理、分析框架的搭建，到基于框架的分析，以及持续的经验知识库累积循环，最后到输出展示、反馈、再循环的积累提升过程。</w:t>
+      </w:r>
+    </w:p>
+    <w:p/>
+    <w:p>
+      <w:r>
+        <w:t>整个研究过程如何赋能并体现为实际投资价值，核心点在于研究需要做成“可复现、可回溯、可回测”。如果你能将研究工作工程化，就能将从研究到投资的整个价值链条搭建得非常清晰，这也是我们构建这个项目的出发点。</w:t>
+      </w:r>
+    </w:p>
+    <w:p/>
+    <w:p>
+      <w:r>
+        <w:t xml:space="preserve">在过去的使用过程中我发现，相比于市场上最近出现的 </w:t>
+      </w:r>
+      <w:proofErr w:type="spellStart"/>
+      <w:r>
+        <w:t>OpenClaude</w:t>
+      </w:r>
+      <w:proofErr w:type="spellEnd"/>
+      <w:r>
+        <w:t xml:space="preserve"> 这种工具，编程领域中一些更专业化的工具，在应对深度专业工作时的价值远比 </w:t>
+      </w:r>
+      <w:proofErr w:type="spellStart"/>
+      <w:r>
+        <w:t>OpenClaude</w:t>
+      </w:r>
+      <w:proofErr w:type="spellEnd"/>
+      <w:r>
+        <w:t xml:space="preserve"> 这种架构更为强大。</w:t>
+      </w:r>
+      <w:proofErr w:type="spellStart"/>
+      <w:r>
+        <w:t>OpenClaude</w:t>
+      </w:r>
+      <w:proofErr w:type="spellEnd"/>
+      <w:r>
+        <w:t xml:space="preserve"> 之所以能火，核心原因在于它面向的是更广大的人群，做得更通俗。但实际上，专业研究人员需要的是更为工程化的编程工具。</w:t>
+      </w:r>
+    </w:p>
+    <w:p/>
+    <w:p>
+      <w:r>
+        <w:t xml:space="preserve">问题在于，很多研究人员并不具备代码基础，很难直接安装和使用这些专业工具。所以我们的思路是：借鉴 </w:t>
+      </w:r>
+      <w:proofErr w:type="spellStart"/>
+      <w:r>
+        <w:t>OpenClaude</w:t>
+      </w:r>
+      <w:proofErr w:type="spellEnd"/>
+      <w:r>
+        <w:t xml:space="preserve"> 在使用体验上的优势，构建了一个 </w:t>
+      </w:r>
+      <w:proofErr w:type="spellStart"/>
+      <w:r>
+        <w:t>BoundClaude</w:t>
+      </w:r>
+      <w:proofErr w:type="spellEnd"/>
+      <w:r>
+        <w:t xml:space="preserve">。它与 </w:t>
+      </w:r>
+      <w:proofErr w:type="spellStart"/>
+      <w:r>
+        <w:t>OpenClaude</w:t>
+      </w:r>
+      <w:proofErr w:type="spellEnd"/>
+      <w:r>
+        <w:t xml:space="preserve"> 最大的差异在于两点：</w:t>
+      </w:r>
+    </w:p>
+    <w:p/>
+    <w:p>
+      <w:r>
+        <w:t xml:space="preserve">1. 底座不同：它的底座不是 </w:t>
+      </w:r>
+      <w:proofErr w:type="spellStart"/>
+      <w:r>
+        <w:t>OpenClaude</w:t>
+      </w:r>
+      <w:proofErr w:type="spellEnd"/>
+      <w:r>
+        <w:t>，而是那些专业的代码工具，是彻底代码化、编程化、工程化的。</w:t>
+      </w:r>
+    </w:p>
+    <w:p>
+      <w:r>
+        <w:lastRenderedPageBreak/>
+        <w:t>2. 内嵌经验：它内嵌了很多资深研究员过去十几年积累下来的工作流程，并将其转化为特定的 Skill。</w:t>
+      </w:r>
+    </w:p>
+    <w:p/>
+    <w:p>
+      <w:r>
+        <w:t>我们将这种从研究到投资的工程化探索思路和认知，体现在了项目设计的方方面面，因此能带来相比市场其他工具不一样的体验。</w:t>
+      </w:r>
+    </w:p>
+    <w:p/>
+    <w:p>
+      <w:r>
+        <w:t>它不是单点工具，而是一套从信息收集、文档解析、附注优先分析，到结构化输出、知识沉淀、订阅分发和无代码工作流编排的协作底座。</w:t>
+      </w:r>
+    </w:p>
+    <w:p/>
+    <w:p/>
+    <w:p>
+      <w:pPr>
+        <w:rPr>
+          <w:rFonts w:hint="eastAsia"/>
+        </w:rPr>
+      </w:pPr>
+      <w:r>
+        <w:rPr>
+          <w:rFonts w:hint="eastAsia"/>
+        </w:rPr>
+        <w:t xml:space="preserve">整个登录 </w:t>
+      </w:r>
+      <w:proofErr w:type="spellStart"/>
+      <w:r>
+        <w:rPr>
+          <w:rFonts w:hint="eastAsia"/>
+        </w:rPr>
+        <w:t>Bon</w:t>
       </w:r>
       <w:r>
         <w:rPr>
@@ -60,31 +202,60 @@
         </w:rPr>
         <w:t>aw</w:t>
       </w:r>
-      <w:r>
-        <w:rPr>
-          <w:rFonts w:hint="eastAsia"/>
-        </w:rPr>
-        <w:t xml:space="preserve"> 之后，先进行一下信息登记，这里仅仅是为了登记必要的信息。只需要首次进行登记，后续就不需要了。这里也请大家理解，因为开发一个应用不易，做一个必要的信息登记是为了记录，也方便后续更好地服务大家，也请大家多多大力支持我们国投固收团队。</w:t>
-      </w:r>
-    </w:p>
-    <w:p>
-      <w:pPr>
-        <w:rPr>
-          <w:rFonts w:hint="eastAsia"/>
-        </w:rPr>
-      </w:pPr>
-    </w:p>
-    <w:p>
-      <w:pPr>
-        <w:rPr>
-          <w:rFonts w:hint="eastAsia"/>
-        </w:rPr>
-      </w:pPr>
-      <w:r>
-        <w:rPr>
-          <w:rFonts w:hint="eastAsia"/>
-        </w:rPr>
-        <w:t>整个应用进来之后，可以看到它中间是聊天界面。聊天界面默认是用 Cloud Code 代理，这是我们说的最专业的编程代理，一般来说用这个模式就行了。除了聊天界面之外，就在这个文件夹里面进行创作和工作就好了。</w:t>
+      <w:proofErr w:type="spellEnd"/>
+      <w:r>
+        <w:rPr>
+          <w:rFonts w:hint="eastAsia"/>
+        </w:rPr>
+        <w:t xml:space="preserve"> 之后，先进行一下信息登记，这里仅仅是为了登记必要的信息。只需要首次进行登记，后续就不需要了。这里也请大家理解，因为开发一个应用不易，做一个必要的信息登记是为了记录，也方便后续更好地服务大家，也请大家多多大力支持我们国</w:t>
+      </w:r>
+      <w:proofErr w:type="gramStart"/>
+      <w:r>
+        <w:rPr>
+          <w:rFonts w:hint="eastAsia"/>
+        </w:rPr>
+        <w:t>投固收</w:t>
+      </w:r>
+      <w:proofErr w:type="gramEnd"/>
+      <w:r>
+        <w:rPr>
+          <w:rFonts w:hint="eastAsia"/>
+        </w:rPr>
+        <w:t>团队。</w:t>
+      </w:r>
+    </w:p>
+    <w:p>
+      <w:pPr>
+        <w:rPr>
+          <w:rFonts w:hint="eastAsia"/>
+        </w:rPr>
+      </w:pPr>
+    </w:p>
+    <w:p>
+      <w:pPr>
+        <w:rPr>
+          <w:rFonts w:hint="eastAsia"/>
+        </w:rPr>
+      </w:pPr>
+      <w:r>
+        <w:rPr>
+          <w:rFonts w:hint="eastAsia"/>
+        </w:rPr>
+        <w:t>整个应用进来之后，可以看到它中间是聊天界面。聊天界面默认是用 Cloud Code 代理，这是我们说的</w:t>
+      </w:r>
+      <w:proofErr w:type="gramStart"/>
+      <w:r>
+        <w:rPr>
+          <w:rFonts w:hint="eastAsia"/>
+        </w:rPr>
+        <w:t>最</w:t>
+      </w:r>
+      <w:proofErr w:type="gramEnd"/>
+      <w:r>
+        <w:rPr>
+          <w:rFonts w:hint="eastAsia"/>
+        </w:rPr>
+        <w:t>专业的编程代理，一般来说用这个模式就行了。除了聊天界面之外，就在这个文件夹里面进行创作和工作就好了。</w:t>
       </w:r>
     </w:p>
     <w:p>
@@ -183,7 +354,36 @@
         <w:rPr>
           <w:rFonts w:hint="eastAsia"/>
         </w:rPr>
-        <w:t>在底下，像通用里面就是我们最核心的财务分析，还有 PPT、Excel、Word 写报告用的。再底下是我们针对不同角色（宏观研究员、基金经理等）设置的一些技能和工作流。这些工作流都在设置里面需要单独再去配置，当然你这里也可以添加。</w:t>
+        <w:lastRenderedPageBreak/>
+        <w:t>在底下，像通用里面就是我们</w:t>
+      </w:r>
+      <w:proofErr w:type="gramStart"/>
+      <w:r>
+        <w:rPr>
+          <w:rFonts w:hint="eastAsia"/>
+        </w:rPr>
+        <w:t>最</w:t>
+      </w:r>
+      <w:proofErr w:type="gramEnd"/>
+      <w:r>
+        <w:rPr>
+          <w:rFonts w:hint="eastAsia"/>
+        </w:rPr>
+        <w:t>核心的财务分析，还有 PPT、Excel、Word 写报告用的。再底下是我们针对不同角色（宏观研究员、基金经理等）设置的一些技能和工作流。这些</w:t>
+      </w:r>
+      <w:proofErr w:type="gramStart"/>
+      <w:r>
+        <w:rPr>
+          <w:rFonts w:hint="eastAsia"/>
+        </w:rPr>
+        <w:t>工作流都在</w:t>
+      </w:r>
+      <w:proofErr w:type="gramEnd"/>
+      <w:r>
+        <w:rPr>
+          <w:rFonts w:hint="eastAsia"/>
+        </w:rPr>
+        <w:t>设置里面需要单独再去配置，当然你这里也可以添加。</w:t>
       </w:r>
     </w:p>
     <w:p>
@@ -242,154 +442,271 @@
         <w:rPr>
           <w:rFonts w:hint="eastAsia"/>
         </w:rPr>
+        <w:t>*   **计划任务**：可以定时去开展一些任务。</w:t>
+      </w:r>
+    </w:p>
+    <w:p>
+      <w:pPr>
+        <w:rPr>
+          <w:rFonts w:hint="eastAsia"/>
+        </w:rPr>
+      </w:pPr>
+      <w:r>
+        <w:rPr>
+          <w:rFonts w:hint="eastAsia"/>
+        </w:rPr>
+        <w:t>*   **资源中心**：我们整个国</w:t>
+      </w:r>
+      <w:proofErr w:type="gramStart"/>
+      <w:r>
+        <w:rPr>
+          <w:rFonts w:hint="eastAsia"/>
+        </w:rPr>
+        <w:t>投固收提供</w:t>
+      </w:r>
+      <w:proofErr w:type="gramEnd"/>
+      <w:r>
+        <w:rPr>
+          <w:rFonts w:hint="eastAsia"/>
+        </w:rPr>
+        <w:t>给大家的，包括各种各样的工作流、研究报告等等这些服务。</w:t>
+      </w:r>
+    </w:p>
+    <w:p>
+      <w:pPr>
+        <w:rPr>
+          <w:rFonts w:hint="eastAsia"/>
+        </w:rPr>
+      </w:pPr>
+      <w:r>
+        <w:rPr>
+          <w:rFonts w:hint="eastAsia"/>
+        </w:rPr>
+        <w:t>*   **历史聊天**：比较有特色的一点是，历史的聊天是按照一个项目式的。你可以像 Teams 一样，右边有个加号，添加代表一个团队。AI 是你的核心助手，你可以设置一个文件夹。这样设置好之后，以后关于这个项目的所有材料你都会往里扔，AI 就能很方便地在里面进行处理。</w:t>
+      </w:r>
+    </w:p>
+    <w:p>
+      <w:pPr>
+        <w:rPr>
+          <w:rFonts w:hint="eastAsia"/>
+        </w:rPr>
+      </w:pPr>
+    </w:p>
+    <w:p>
+      <w:pPr>
+        <w:rPr>
+          <w:rFonts w:hint="eastAsia"/>
+        </w:rPr>
+      </w:pPr>
+      <w:r>
+        <w:rPr>
+          <w:rFonts w:hint="eastAsia"/>
+        </w:rPr>
+        <w:t>所以整个工作界面大概就是这个样子。</w:t>
+      </w:r>
+    </w:p>
+    <w:p>
+      <w:pPr>
+        <w:rPr>
+          <w:rFonts w:hint="eastAsia"/>
+        </w:rPr>
+      </w:pPr>
+    </w:p>
+    <w:p>
+      <w:pPr>
+        <w:rPr>
+          <w:rFonts w:hint="eastAsia"/>
+        </w:rPr>
+      </w:pPr>
+      <w:r>
+        <w:rPr>
+          <w:rFonts w:hint="eastAsia"/>
+        </w:rPr>
+        <w:t>我们再说设置界面。整个一开始启动的话，建议先去 AI 快速配置里面。因为整个用的是你自己的 AI 账号。我们推荐</w:t>
+      </w:r>
+      <w:proofErr w:type="gramStart"/>
+      <w:r>
+        <w:rPr>
+          <w:rFonts w:hint="eastAsia"/>
+        </w:rPr>
+        <w:t>用智谱的</w:t>
+      </w:r>
+      <w:proofErr w:type="gramEnd"/>
+      <w:r>
+        <w:rPr>
+          <w:rFonts w:hint="eastAsia"/>
+        </w:rPr>
+        <w:t>这个套餐，它价格比较划算，同时性</w:t>
+      </w:r>
+      <w:proofErr w:type="gramStart"/>
+      <w:r>
+        <w:rPr>
+          <w:rFonts w:hint="eastAsia"/>
+        </w:rPr>
+        <w:t>能除了</w:t>
+      </w:r>
+      <w:proofErr w:type="gramEnd"/>
+      <w:r>
+        <w:rPr>
+          <w:rFonts w:hint="eastAsia"/>
+        </w:rPr>
+        <w:t>国外以外，目前是国内对这种 agent 来说最好的。你注册</w:t>
+      </w:r>
+      <w:proofErr w:type="gramStart"/>
+      <w:r>
+        <w:rPr>
+          <w:rFonts w:hint="eastAsia"/>
+        </w:rPr>
+        <w:t>好获得</w:t>
+      </w:r>
+      <w:proofErr w:type="gramEnd"/>
+      <w:r>
+        <w:rPr>
+          <w:rFonts w:hint="eastAsia"/>
+        </w:rPr>
+        <w:t>它的 Key 之后，把 Key 粘到这里，一键配置就所有都搞定了。</w:t>
+      </w:r>
+    </w:p>
+    <w:p>
+      <w:pPr>
+        <w:rPr>
+          <w:rFonts w:hint="eastAsia"/>
+        </w:rPr>
+      </w:pPr>
+    </w:p>
+    <w:p>
+      <w:pPr>
+        <w:rPr>
+          <w:rFonts w:hint="eastAsia"/>
+        </w:rPr>
+      </w:pPr>
+      <w:r>
+        <w:rPr>
+          <w:rFonts w:hint="eastAsia"/>
+        </w:rPr>
+        <w:t>如果是涉及其他的模型，是需要一些特殊配置的。你可以在服务商里面去选。如果服务商里面没有的话，可以直接在底下高级配置里面去添加模型。在添加模型里面，你选择自定义，然后填模型厂商提供的 URL、Key 和模型名称，填完之后确认就可以生效了。要注意的是，每次生效的模型就是你每次只选择一个模型生效，其他当前不使用的你可以把它关掉，它有个可以点击的按钮，你可以把它们关掉。</w:t>
+      </w:r>
+    </w:p>
+    <w:p>
+      <w:pPr>
+        <w:rPr>
+          <w:rFonts w:hint="eastAsia"/>
+        </w:rPr>
+      </w:pPr>
+    </w:p>
+    <w:p>
+      <w:pPr>
+        <w:rPr>
+          <w:rFonts w:hint="eastAsia"/>
+        </w:rPr>
+      </w:pPr>
+      <w:r>
+        <w:rPr>
+          <w:rFonts w:hint="eastAsia"/>
+        </w:rPr>
+        <w:t xml:space="preserve">设置里面剩下最重要的就是助手，也就是我们内置的各种工作流。可以看到大量的，还有 144 </w:t>
+      </w:r>
+      <w:proofErr w:type="gramStart"/>
+      <w:r>
+        <w:rPr>
+          <w:rFonts w:hint="eastAsia"/>
+        </w:rPr>
+        <w:t>个</w:t>
+      </w:r>
+      <w:proofErr w:type="gramEnd"/>
+      <w:r>
+        <w:rPr>
+          <w:rFonts w:hint="eastAsia"/>
+        </w:rPr>
+        <w:t>都是智慧的一个状态，等待大家去启用。这里面其实分了不同的角色，目前还没有优化好。这个在我们前面的资源中心里面也能去看去选。这里每一个技能或工作流，只能是你选择启用它才会出现在系统。当然你也可以去创建一个助手，这个</w:t>
+      </w:r>
+      <w:r>
+        <w:rPr>
+          <w:rFonts w:hint="eastAsia"/>
+        </w:rPr>
         <w:lastRenderedPageBreak/>
-        <w:t>*   **计划任务**：可以定时去开展一些任务。</w:t>
-      </w:r>
-    </w:p>
-    <w:p>
-      <w:pPr>
-        <w:rPr>
-          <w:rFonts w:hint="eastAsia"/>
-        </w:rPr>
-      </w:pPr>
-      <w:r>
-        <w:rPr>
-          <w:rFonts w:hint="eastAsia"/>
-        </w:rPr>
-        <w:t>*   **资源中心**：我们整个国投固收提供给大家的，包括各种各样的工作流、研究报告等等这些服务。</w:t>
-      </w:r>
-    </w:p>
-    <w:p>
-      <w:pPr>
-        <w:rPr>
-          <w:rFonts w:hint="eastAsia"/>
-        </w:rPr>
-      </w:pPr>
-      <w:r>
-        <w:rPr>
-          <w:rFonts w:hint="eastAsia"/>
-        </w:rPr>
-        <w:t>*   **历史聊天**：比较有特色的一点是，历史的聊天是按照一个项目式的。你可以像 Teams 一样，右边有个加号，添加代表一个团队。AI 是你的核心助手，你可以设置一个文件夹。这样设置好之后，以后关于这个项目的所有材料你都会往里扔，AI 就能很方便地在里面进行处理。</w:t>
-      </w:r>
-    </w:p>
-    <w:p>
-      <w:pPr>
-        <w:rPr>
-          <w:rFonts w:hint="eastAsia"/>
-        </w:rPr>
-      </w:pPr>
-    </w:p>
-    <w:p>
-      <w:pPr>
-        <w:rPr>
-          <w:rFonts w:hint="eastAsia"/>
-        </w:rPr>
-      </w:pPr>
-      <w:r>
-        <w:rPr>
-          <w:rFonts w:hint="eastAsia"/>
-        </w:rPr>
-        <w:t>所以整个工作界面大概就是这个样子。</w:t>
-      </w:r>
-    </w:p>
-    <w:p>
-      <w:pPr>
-        <w:rPr>
-          <w:rFonts w:hint="eastAsia"/>
-        </w:rPr>
-      </w:pPr>
-    </w:p>
-    <w:p>
-      <w:pPr>
-        <w:rPr>
-          <w:rFonts w:hint="eastAsia"/>
-        </w:rPr>
-      </w:pPr>
-      <w:r>
-        <w:rPr>
-          <w:rFonts w:hint="eastAsia"/>
-        </w:rPr>
-        <w:t>我们再说设置界面。整个一开始启动的话，建议先去 AI 快速配置里面。因为整个用的是你自己的 AI 账号。我们推荐用智谱的这个套餐，它价格比较划算，同时性能除了国外以外，目前是国内对这种 agent 来说最好的。你注册好获得它的 Key 之后，把 Key 粘到这里，一键配置就所有都搞定了。</w:t>
-      </w:r>
-    </w:p>
-    <w:p>
-      <w:pPr>
-        <w:rPr>
-          <w:rFonts w:hint="eastAsia"/>
-        </w:rPr>
-      </w:pPr>
-    </w:p>
-    <w:p>
-      <w:pPr>
-        <w:rPr>
-          <w:rFonts w:hint="eastAsia"/>
-        </w:rPr>
-      </w:pPr>
-      <w:r>
-        <w:rPr>
-          <w:rFonts w:hint="eastAsia"/>
-        </w:rPr>
-        <w:t>如果是涉及其他的模型，是需要一些特殊配置的。你可以在服务商里面去选。如果服务商里面没有的话，可以直接在底下高级配置里面去添加模型。在添加模型里面，你选择自定义，然后填模型厂商提供的 URL、Key 和模型名称，填完之后确认就可以生效了。要注意的是，每次生效的模型就是你每次只选择一个模型生效，其他当前不使用的你可以把它关掉，它有个可以点击的按钮，你可以把它们关掉。</w:t>
-      </w:r>
-    </w:p>
-    <w:p>
-      <w:pPr>
-        <w:rPr>
-          <w:rFonts w:hint="eastAsia"/>
-        </w:rPr>
-      </w:pPr>
-    </w:p>
-    <w:p>
-      <w:pPr>
-        <w:rPr>
-          <w:rFonts w:hint="eastAsia"/>
-        </w:rPr>
-      </w:pPr>
-      <w:r>
-        <w:rPr>
-          <w:rFonts w:hint="eastAsia"/>
-        </w:rPr>
-        <w:t>设置里面剩下最重要的就是助手，也就是我们内置的各种工作流。可以看到大量的，还有 144 个都是智慧的一个状态，等待大家去启用。这里面其实分了不同的角色，目前还没有优化好。这个在我们前面的资源中心里面也能去看去选。这里每一个技能或工作流，只能是你选择启用它才会出现在系统。当然你也可以去创建一个助手，这个助手其实最关键的是它的一些技能。我们已经内置了很多技能，然后就是一个工程化的规则，大概这样一个抽象的步骤，能够让它按照你这样的一个规范的工作流去工作。</w:t>
-      </w:r>
-    </w:p>
-    <w:p>
-      <w:pPr>
-        <w:rPr>
-          <w:rFonts w:hint="eastAsia"/>
-        </w:rPr>
-      </w:pPr>
-    </w:p>
-    <w:p>
-      <w:pPr>
-        <w:rPr>
-          <w:rFonts w:hint="eastAsia"/>
-        </w:rPr>
-      </w:pPr>
-      <w:r>
-        <w:rPr>
-          <w:rFonts w:hint="eastAsia"/>
-        </w:rPr>
-        <w:t>其他的像能力里面，我们已经内置了作为一个投研人员必备的几乎所有的能力。包括你本地系统上的外部技能，它也会自动导入进来，点全部导入就可以了。</w:t>
-      </w:r>
-    </w:p>
-    <w:p>
-      <w:pPr>
-        <w:rPr>
-          <w:rFonts w:hint="eastAsia"/>
-        </w:rPr>
-      </w:pPr>
-    </w:p>
-    <w:p>
-      <w:pPr>
-        <w:rPr>
-          <w:rFonts w:hint="eastAsia"/>
-        </w:rPr>
-      </w:pPr>
-      <w:r>
-        <w:rPr>
-          <w:rFonts w:hint="eastAsia"/>
-        </w:rPr>
-        <w:lastRenderedPageBreak/>
+        <w:t>助手其实</w:t>
+      </w:r>
+      <w:proofErr w:type="gramStart"/>
+      <w:r>
+        <w:rPr>
+          <w:rFonts w:hint="eastAsia"/>
+        </w:rPr>
+        <w:t>最</w:t>
+      </w:r>
+      <w:proofErr w:type="gramEnd"/>
+      <w:r>
+        <w:rPr>
+          <w:rFonts w:hint="eastAsia"/>
+        </w:rPr>
+        <w:t>关键的是它的一些技能。我们已经内置了很多技能，然后就是一个工程化的规则，大概这样一个抽象的步骤，能够让它按照你这样的一个规范的工作流去工作。</w:t>
+      </w:r>
+    </w:p>
+    <w:p>
+      <w:pPr>
+        <w:rPr>
+          <w:rFonts w:hint="eastAsia"/>
+        </w:rPr>
+      </w:pPr>
+    </w:p>
+    <w:p>
+      <w:pPr>
+        <w:rPr>
+          <w:rFonts w:hint="eastAsia"/>
+        </w:rPr>
+      </w:pPr>
+      <w:r>
+        <w:rPr>
+          <w:rFonts w:hint="eastAsia"/>
+        </w:rPr>
+        <w:t>其他的</w:t>
+      </w:r>
+      <w:proofErr w:type="gramStart"/>
+      <w:r>
+        <w:rPr>
+          <w:rFonts w:hint="eastAsia"/>
+        </w:rPr>
+        <w:t>像能力</w:t>
+      </w:r>
+      <w:proofErr w:type="gramEnd"/>
+      <w:r>
+        <w:rPr>
+          <w:rFonts w:hint="eastAsia"/>
+        </w:rPr>
+        <w:t>里面，我们已经内置了作为一个投</w:t>
+      </w:r>
+      <w:proofErr w:type="gramStart"/>
+      <w:r>
+        <w:rPr>
+          <w:rFonts w:hint="eastAsia"/>
+        </w:rPr>
+        <w:t>研</w:t>
+      </w:r>
+      <w:proofErr w:type="gramEnd"/>
+      <w:r>
+        <w:rPr>
+          <w:rFonts w:hint="eastAsia"/>
+        </w:rPr>
+        <w:t>人员必备的几乎所有的能力。包括你本地系统上的外部技能，它也会自动导入进来，点全部导入就可以了。</w:t>
+      </w:r>
+    </w:p>
+    <w:p>
+      <w:pPr>
+        <w:rPr>
+          <w:rFonts w:hint="eastAsia"/>
+        </w:rPr>
+      </w:pPr>
+    </w:p>
+    <w:p>
+      <w:pPr>
+        <w:rPr>
+          <w:rFonts w:hint="eastAsia"/>
+        </w:rPr>
+      </w:pPr>
+      <w:r>
+        <w:rPr>
+          <w:rFonts w:hint="eastAsia"/>
+        </w:rPr>
         <w:t>底下就是几个比较方便的功能：</w:t>
       </w:r>
     </w:p>
@@ -1098,7 +1415,6 @@
   <w:style w:type="character" w:default="1" w:styleId="a0">
     <w:name w:val="Default Paragraph Font"/>
     <w:uiPriority w:val="1"/>
-    <w:semiHidden/>
     <w:unhideWhenUsed/>
   </w:style>
   <w:style w:type="table" w:default="1" w:styleId="a1">
